--- a/Pregrado/Trabajo de grado 2/Clases/Recursos/ACAs/Quiz 2 (9%) - guia del cuestionario.docx
+++ b/Pregrado/Trabajo de grado 2/Clases/Recursos/ACAs/Quiz 2 (9%) - guia del cuestionario.docx
@@ -794,7 +794,7 @@
           <w:color w:val="2B2B2B"/>
           <w:sz w:val="22"/>
         </w:rPr>
-        <w:t xml:space="preserve">Temario trabajado en clase </w:t>
+        <w:t xml:space="preserve">Sesiones </w:t>
       </w:r>
       <w:r>
         <w:rPr>
@@ -803,7 +803,7 @@
           <w:color w:val="2B2B2B"/>
           <w:sz w:val="22"/>
         </w:rPr>
-        <w:t>hasta el cierre</w:t>
+        <w:t>ya dictadas</w:t>
       </w:r>
       <w:r>
         <w:rPr>
@@ -812,7 +812,7 @@
           <w:color w:val="2B2B2B"/>
           <w:sz w:val="22"/>
         </w:rPr>
-        <w:t xml:space="preserve"> (28/09/2026):</w:t>
+        <w:t xml:space="preserve"> cuando cierra este cuestionario (28/09/2026) — eso es lo que entra:</w:t>
       </w:r>
     </w:p>
     <w:p>
@@ -931,9 +931,44 @@
       </w:r>
     </w:p>
     <w:p>
-      <w:pPr>
-        <w:pStyle w:val="ListBullet"/>
-      </w:pPr>
+      <w:r>
+        <w:rPr>
+          <w:rFonts w:ascii="Calibri" w:hAnsi="Calibri"/>
+          <w:b/>
+          <w:color w:val="2B2B2B"/>
+          <w:sz w:val="22"/>
+        </w:rPr>
+        <w:t>Nuevo desde el cierre de Parcial 1</w:t>
+      </w:r>
+      <w:r>
+        <w:rPr>
+          <w:rFonts w:ascii="Calibri" w:hAnsi="Calibri"/>
+          <w:b w:val="0"/>
+          <w:color w:val="2B2B2B"/>
+          <w:sz w:val="22"/>
+        </w:rPr>
+        <w:t xml:space="preserve"> (14/09/2026): Sesión 05, Sesión 06. Lo anterior sigue siendo base — el curso es acumulativo.</w:t>
+      </w:r>
+    </w:p>
+    <w:p>
+      <w:r>
+        <w:rPr>
+          <w:rFonts w:ascii="Calibri" w:hAnsi="Calibri"/>
+          <w:b/>
+          <w:color w:val="2B2B2B"/>
+          <w:sz w:val="22"/>
+        </w:rPr>
+        <w:t>Lo que NO entra:</w:t>
+      </w:r>
+      <w:r>
+        <w:rPr>
+          <w:rFonts w:ascii="Calibri" w:hAnsi="Calibri"/>
+          <w:b w:val="0"/>
+          <w:color w:val="2B2B2B"/>
+          <w:sz w:val="22"/>
+        </w:rPr>
+        <w:t xml:space="preserve"> la </w:t>
+      </w:r>
       <w:r>
         <w:rPr>
           <w:rFonts w:ascii="Calibri" w:hAnsi="Calibri"/>
@@ -950,10 +985,8 @@
           <w:color w:val="2B2B2B"/>
           <w:sz w:val="22"/>
         </w:rPr>
-        <w:t xml:space="preserve"> (28/09/2026) — Diseño metodológico (propuesto)</w:t>
+        <w:t xml:space="preserve"> (28/09/2026 — Diseño metodológico (propuesto)) se dicta </w:t>
       </w:r>
-    </w:p>
-    <w:p>
       <w:r>
         <w:rPr>
           <w:rFonts w:ascii="Calibri" w:hAnsi="Calibri"/>
@@ -961,7 +994,7 @@
           <w:color w:val="2B2B2B"/>
           <w:sz w:val="22"/>
         </w:rPr>
-        <w:t>Nuevo desde el cierre de Parcial 1</w:t>
+        <w:t>el mismo día</w:t>
       </w:r>
       <w:r>
         <w:rPr>
@@ -970,7 +1003,43 @@
           <w:color w:val="2B2B2B"/>
           <w:sz w:val="22"/>
         </w:rPr>
-        <w:t xml:space="preserve"> (14/09/2026): Sesión 06, Sesión 07. Lo anterior sigue siendo base — el curso es acumulativo.</w:t>
+        <w:t xml:space="preserve"> en que cierra el cuestionario, así que su tema </w:t>
+      </w:r>
+      <w:r>
+        <w:rPr>
+          <w:rFonts w:ascii="Calibri" w:hAnsi="Calibri"/>
+          <w:b/>
+          <w:color w:val="2B2B2B"/>
+          <w:sz w:val="22"/>
+        </w:rPr>
+        <w:t>queda fuera</w:t>
+      </w:r>
+      <w:r>
+        <w:rPr>
+          <w:rFonts w:ascii="Calibri" w:hAnsi="Calibri"/>
+          <w:b w:val="0"/>
+          <w:color w:val="2B2B2B"/>
+          <w:sz w:val="22"/>
+        </w:rPr>
+        <w:t xml:space="preserve">: no se te pregunta algo que todavía no has visto en clase. Ese tema entra en </w:t>
+      </w:r>
+      <w:r>
+        <w:rPr>
+          <w:rFonts w:ascii="Calibri" w:hAnsi="Calibri"/>
+          <w:b/>
+          <w:color w:val="2B2B2B"/>
+          <w:sz w:val="22"/>
+        </w:rPr>
+        <w:t>Parcial 2</w:t>
+      </w:r>
+      <w:r>
+        <w:rPr>
+          <w:rFonts w:ascii="Calibri" w:hAnsi="Calibri"/>
+          <w:b w:val="0"/>
+          <w:color w:val="2B2B2B"/>
+          <w:sz w:val="22"/>
+        </w:rPr>
+        <w:t>.</w:t>
       </w:r>
     </w:p>
     <w:p>
@@ -1508,7 +1577,25 @@
           <w:color w:val="2B2B2B"/>
           <w:sz w:val="22"/>
         </w:rPr>
-        <w:t>Repasa el deck y tus apuntes de cada sesión (</w:t>
+        <w:t xml:space="preserve">Estudia </w:t>
+      </w:r>
+      <w:r>
+        <w:rPr>
+          <w:rFonts w:ascii="Calibri" w:hAnsi="Calibri"/>
+          <w:b/>
+          <w:color w:val="2B2B2B"/>
+          <w:sz w:val="22"/>
+        </w:rPr>
+        <w:t>lo que está en el punto 3, y solo eso</w:t>
+      </w:r>
+      <w:r>
+        <w:rPr>
+          <w:rFonts w:ascii="Calibri" w:hAnsi="Calibri"/>
+          <w:b w:val="0"/>
+          <w:color w:val="2B2B2B"/>
+          <w:sz w:val="22"/>
+        </w:rPr>
+        <w:t>: el alcance del cuestionario son esas sesiones. Ten a mano el deck y tus apuntes de cada una (</w:t>
       </w:r>
       <w:r>
         <w:rPr>
@@ -1535,20 +1622,11 @@
       <w:r>
         <w:rPr>
           <w:rFonts w:ascii="Calibri" w:hAnsi="Calibri"/>
-          <w:b w:val="0"/>
-          <w:color w:val="2B2B2B"/>
-          <w:sz w:val="22"/>
-        </w:rPr>
-        <w:t xml:space="preserve">Ten a mano la </w:t>
-      </w:r>
-      <w:r>
-        <w:rPr>
-          <w:rFonts w:ascii="Calibri" w:hAnsi="Calibri"/>
           <w:b/>
           <w:color w:val="2B2B2B"/>
           <w:sz w:val="22"/>
         </w:rPr>
-        <w:t>lectura autónoma de la Sesión 01</w:t>
+        <w:t>Lectura autónoma de la Sesión 01</w:t>
       </w:r>
       <w:r>
         <w:rPr>
@@ -1557,7 +1635,7 @@
           <w:color w:val="2B2B2B"/>
           <w:sz w:val="22"/>
         </w:rPr>
-        <w:t xml:space="preserve"> (delimitación / reformulación del tema).</w:t>
+        <w:t xml:space="preserve"> (delimitación / reformulación del tema): ten resuelto de qué proyecto vienes y qué vas a sostener en TG2.</w:t>
       </w:r>
     </w:p>
     <w:p>
@@ -1567,11 +1645,20 @@
       <w:r>
         <w:rPr>
           <w:rFonts w:ascii="Calibri" w:hAnsi="Calibri"/>
+          <w:b/>
+          <w:color w:val="2B2B2B"/>
+          <w:sz w:val="22"/>
+        </w:rPr>
+        <w:t>Sesión 02 — Pregunta, objetivos y título provisional:</w:t>
+      </w:r>
+      <w:r>
+        <w:rPr>
+          <w:rFonts w:ascii="Calibri" w:hAnsi="Calibri"/>
           <w:b w:val="0"/>
           <w:color w:val="2B2B2B"/>
           <w:sz w:val="22"/>
         </w:rPr>
-        <w:t xml:space="preserve">Ten claras las </w:t>
+        <w:t xml:space="preserve"> Formula </w:t>
       </w:r>
       <w:r>
         <w:rPr>
@@ -1580,7 +1667,7 @@
           <w:color w:val="2B2B2B"/>
           <w:sz w:val="22"/>
         </w:rPr>
-        <w:t>partes del documento de grado</w:t>
+        <w:t>pregunta, objetivos y título provisional</w:t>
       </w:r>
       <w:r>
         <w:rPr>
@@ -1589,7 +1676,7 @@
           <w:color w:val="2B2B2B"/>
           <w:sz w:val="22"/>
         </w:rPr>
-        <w:t xml:space="preserve"> y qué va en cada una (problema, marcos, metodología, instrumentos, plan de análisis).</w:t>
+        <w:t xml:space="preserve"> de tu propio proyecto y prepárate para explicar por qué son coherentes entre sí. Recuerda que el 17/08 fue clase autónoma por festivo.</w:t>
       </w:r>
     </w:p>
     <w:p>
@@ -1599,11 +1686,38 @@
       <w:r>
         <w:rPr>
           <w:rFonts w:ascii="Calibri" w:hAnsi="Calibri"/>
+          <w:b/>
+          <w:color w:val="2B2B2B"/>
+          <w:sz w:val="22"/>
+        </w:rPr>
+        <w:t>Sesión 03 — Estructura del documento / artículo de avance:</w:t>
+      </w:r>
+      <w:r>
+        <w:rPr>
+          <w:rFonts w:ascii="Calibri" w:hAnsi="Calibri"/>
           <w:b w:val="0"/>
           <w:color w:val="2B2B2B"/>
           <w:sz w:val="22"/>
         </w:rPr>
-        <w:t xml:space="preserve">Repasa </w:t>
+        <w:t xml:space="preserve"> Ten clara la </w:t>
+      </w:r>
+      <w:r>
+        <w:rPr>
+          <w:rFonts w:ascii="Calibri" w:hAnsi="Calibri"/>
+          <w:b/>
+          <w:color w:val="2B2B2B"/>
+          <w:sz w:val="22"/>
+        </w:rPr>
+        <w:t>estructura del documento</w:t>
+      </w:r>
+      <w:r>
+        <w:rPr>
+          <w:rFonts w:ascii="Calibri" w:hAnsi="Calibri"/>
+          <w:b w:val="0"/>
+          <w:color w:val="2B2B2B"/>
+          <w:sz w:val="22"/>
+        </w:rPr>
+        <w:t xml:space="preserve"> de avance en plantilla APA CUN: qué va en cada apartado y en qué orden. Repasa </w:t>
       </w:r>
       <w:r>
         <w:rPr>
@@ -1621,7 +1735,166 @@
           <w:color w:val="2B2B2B"/>
           <w:sz w:val="22"/>
         </w:rPr>
-        <w:t>: cita en texto, referencia final y qué constituye plagio.</w:t>
+        <w:t xml:space="preserve"> —cita en texto, referencia final— y qué constituye plagio.</w:t>
+      </w:r>
+    </w:p>
+    <w:p>
+      <w:pPr>
+        <w:pStyle w:val="ListBullet"/>
+      </w:pPr>
+      <w:r>
+        <w:rPr>
+          <w:rFonts w:ascii="Calibri" w:hAnsi="Calibri"/>
+          <w:b/>
+          <w:color w:val="2B2B2B"/>
+          <w:sz w:val="22"/>
+        </w:rPr>
+        <w:t>Sesión 04 — Antecedentes y referentes (Fase I):</w:t>
+      </w:r>
+      <w:r>
+        <w:rPr>
+          <w:rFonts w:ascii="Calibri" w:hAnsi="Calibri"/>
+          <w:b w:val="0"/>
+          <w:color w:val="2B2B2B"/>
+          <w:sz w:val="22"/>
+        </w:rPr>
+        <w:t xml:space="preserve"> Ten claro qué es un </w:t>
+      </w:r>
+      <w:r>
+        <w:rPr>
+          <w:rFonts w:ascii="Calibri" w:hAnsi="Calibri"/>
+          <w:b/>
+          <w:color w:val="2B2B2B"/>
+          <w:sz w:val="22"/>
+        </w:rPr>
+        <w:t>antecedente / referente</w:t>
+      </w:r>
+      <w:r>
+        <w:rPr>
+          <w:rFonts w:ascii="Calibri" w:hAnsi="Calibri"/>
+          <w:b w:val="0"/>
+          <w:color w:val="2B2B2B"/>
+          <w:sz w:val="22"/>
+        </w:rPr>
+        <w:t xml:space="preserve"> (Fase I), cómo se busca en las bases CUN y cómo se conecta con tu pregunta.</w:t>
+      </w:r>
+    </w:p>
+    <w:p>
+      <w:pPr>
+        <w:pStyle w:val="ListBullet"/>
+      </w:pPr>
+      <w:r>
+        <w:rPr>
+          <w:rFonts w:ascii="Calibri" w:hAnsi="Calibri"/>
+          <w:b/>
+          <w:color w:val="2B2B2B"/>
+          <w:sz w:val="22"/>
+        </w:rPr>
+        <w:t>Sesión 05 — Marco teórico — avance:</w:t>
+      </w:r>
+      <w:r>
+        <w:rPr>
+          <w:rFonts w:ascii="Calibri" w:hAnsi="Calibri"/>
+          <w:b w:val="0"/>
+          <w:color w:val="2B2B2B"/>
+          <w:sz w:val="22"/>
+        </w:rPr>
+        <w:t xml:space="preserve"> Ten claro qué es un </w:t>
+      </w:r>
+      <w:r>
+        <w:rPr>
+          <w:rFonts w:ascii="Calibri" w:hAnsi="Calibri"/>
+          <w:b/>
+          <w:color w:val="2B2B2B"/>
+          <w:sz w:val="22"/>
+        </w:rPr>
+        <w:t>marco teórico</w:t>
+      </w:r>
+      <w:r>
+        <w:rPr>
+          <w:rFonts w:ascii="Calibri" w:hAnsi="Calibri"/>
+          <w:b w:val="0"/>
+          <w:color w:val="2B2B2B"/>
+          <w:sz w:val="22"/>
+        </w:rPr>
+        <w:t xml:space="preserve"> y cómo se articula con las </w:t>
+      </w:r>
+      <w:r>
+        <w:rPr>
+          <w:rFonts w:ascii="Calibri" w:hAnsi="Calibri"/>
+          <w:b/>
+          <w:color w:val="2B2B2B"/>
+          <w:sz w:val="22"/>
+        </w:rPr>
+        <w:t>variables</w:t>
+      </w:r>
+      <w:r>
+        <w:rPr>
+          <w:rFonts w:ascii="Calibri" w:hAnsi="Calibri"/>
+          <w:b w:val="0"/>
+          <w:color w:val="2B2B2B"/>
+          <w:sz w:val="22"/>
+        </w:rPr>
+        <w:t xml:space="preserve"> de tu pregunta.</w:t>
+      </w:r>
+    </w:p>
+    <w:p>
+      <w:pPr>
+        <w:pStyle w:val="ListBullet"/>
+      </w:pPr>
+      <w:r>
+        <w:rPr>
+          <w:rFonts w:ascii="Calibri" w:hAnsi="Calibri"/>
+          <w:b/>
+          <w:color w:val="2B2B2B"/>
+          <w:sz w:val="22"/>
+        </w:rPr>
+        <w:t>Sesión 06 — Marco conceptual y contextual:</w:t>
+      </w:r>
+      <w:r>
+        <w:rPr>
+          <w:rFonts w:ascii="Calibri" w:hAnsi="Calibri"/>
+          <w:b w:val="0"/>
+          <w:color w:val="2B2B2B"/>
+          <w:sz w:val="22"/>
+        </w:rPr>
+        <w:t xml:space="preserve"> Diferencia </w:t>
+      </w:r>
+      <w:r>
+        <w:rPr>
+          <w:rFonts w:ascii="Calibri" w:hAnsi="Calibri"/>
+          <w:b/>
+          <w:color w:val="2B2B2B"/>
+          <w:sz w:val="22"/>
+        </w:rPr>
+        <w:t>marco conceptual</w:t>
+      </w:r>
+      <w:r>
+        <w:rPr>
+          <w:rFonts w:ascii="Calibri" w:hAnsi="Calibri"/>
+          <w:b w:val="0"/>
+          <w:color w:val="2B2B2B"/>
+          <w:sz w:val="22"/>
+        </w:rPr>
+        <w:t xml:space="preserve"> (definiciones operativas) de </w:t>
+      </w:r>
+      <w:r>
+        <w:rPr>
+          <w:rFonts w:ascii="Calibri" w:hAnsi="Calibri"/>
+          <w:b/>
+          <w:color w:val="2B2B2B"/>
+          <w:sz w:val="22"/>
+        </w:rPr>
+        <w:t>marco contextual</w:t>
+      </w:r>
+      <w:r>
+        <w:rPr>
+          <w:rFonts w:ascii="Calibri" w:hAnsi="Calibri"/>
+          <w:b w:val="0"/>
+          <w:color w:val="2B2B2B"/>
+          <w:sz w:val="22"/>
+        </w:rPr>
+        <w:t xml:space="preserve"> (dónde ocurre lo que estudias).</w:t>
       </w:r>
     </w:p>
     <w:p>
@@ -1653,7 +1926,7 @@
           <w:color w:val="2B2B2B"/>
           <w:sz w:val="22"/>
         </w:rPr>
-        <w:t>: varios ítems se responden mejor con tu caso a la vista.</w:t>
+        <w:t>: varios ítems se responden mejor con tu documento a la vista.</w:t>
       </w:r>
     </w:p>
     <w:p>
@@ -2961,7 +3234,25 @@
           <w:color w:val="2B2B2B"/>
           <w:sz w:val="22"/>
         </w:rPr>
-        <w:t xml:space="preserve">Cierra el día de la </w:t>
+        <w:t xml:space="preserve">Cierra </w:t>
+      </w:r>
+      <w:r>
+        <w:rPr>
+          <w:rFonts w:ascii="Calibri" w:hAnsi="Calibri"/>
+          <w:b/>
+          <w:color w:val="2B2B2B"/>
+          <w:sz w:val="22"/>
+        </w:rPr>
+        <w:t>el día</w:t>
+      </w:r>
+      <w:r>
+        <w:rPr>
+          <w:rFonts w:ascii="Calibri" w:hAnsi="Calibri"/>
+          <w:b w:val="0"/>
+          <w:color w:val="2B2B2B"/>
+          <w:sz w:val="22"/>
+        </w:rPr>
+        <w:t xml:space="preserve"> de la </w:t>
       </w:r>
       <w:r>
         <w:rPr>
@@ -2979,7 +3270,43 @@
           <w:color w:val="2B2B2B"/>
           <w:sz w:val="22"/>
         </w:rPr>
-        <w:t xml:space="preserve"> (diseño metodológico propuesto).</w:t>
+        <w:t xml:space="preserve"> (Diseño metodológico (propuesto)), que por eso </w:t>
+      </w:r>
+      <w:r>
+        <w:rPr>
+          <w:rFonts w:ascii="Calibri" w:hAnsi="Calibri"/>
+          <w:b/>
+          <w:color w:val="2B2B2B"/>
+          <w:sz w:val="22"/>
+        </w:rPr>
+        <w:t>no</w:t>
+      </w:r>
+      <w:r>
+        <w:rPr>
+          <w:rFonts w:ascii="Calibri" w:hAnsi="Calibri"/>
+          <w:b w:val="0"/>
+          <w:color w:val="2B2B2B"/>
+          <w:sz w:val="22"/>
+        </w:rPr>
+        <w:t xml:space="preserve"> entra: llega hasta la </w:t>
+      </w:r>
+      <w:r>
+        <w:rPr>
+          <w:rFonts w:ascii="Calibri" w:hAnsi="Calibri"/>
+          <w:b/>
+          <w:color w:val="2B2B2B"/>
+          <w:sz w:val="22"/>
+        </w:rPr>
+        <w:t>Sesión 06</w:t>
+      </w:r>
+      <w:r>
+        <w:rPr>
+          <w:rFonts w:ascii="Calibri" w:hAnsi="Calibri"/>
+          <w:b w:val="0"/>
+          <w:color w:val="2B2B2B"/>
+          <w:sz w:val="22"/>
+        </w:rPr>
+        <w:t xml:space="preserve"> (Marco conceptual y contextual).</w:t>
       </w:r>
     </w:p>
     <w:p>

--- a/Pregrado/Trabajo de grado 2/Clases/Recursos/ACAs/Quiz 2 (9%) - guia del cuestionario.docx
+++ b/Pregrado/Trabajo de grado 2/Clases/Recursos/ACAs/Quiz 2 (9%) - guia del cuestionario.docx
@@ -344,7 +344,25 @@
           <w:color w:val="2B2B2B"/>
           <w:sz w:val="22"/>
         </w:rPr>
-        <w:t xml:space="preserve"> Corte 1 30% = Quiz 1 6% + Parcial 1 24% · Corte 2 30% = Quiz 2 9% + Parcial 2 21% · Corte 3 40% = ACA Final 32,8% + Quiz 3 4% + Autoevaluación 1,6% + Coevaluación 1,6% — ya verificado en el aula, no orientativo. Producto: avance consolidado del proyecto/artículo hacia TG3, que se entrega como </w:t>
+        <w:t xml:space="preserve"> Corte 1 30% = Quiz 1 6% + Parcial 1 24% · Corte 2 30% = Quiz 2 9% + Parcial 2 21% · Corte 3 40% = ACA Final 32,8% + Quiz 3 4% + Autoevaluación 1,6% + Coevaluación 1,6% — ya verificado en el aula, no orientativo. Producto: avance consolidado del </w:t>
+      </w:r>
+      <w:r>
+        <w:rPr>
+          <w:rFonts w:ascii="Calibri" w:hAnsi="Calibri"/>
+          <w:b/>
+          <w:color w:val="2B2B2B"/>
+          <w:sz w:val="22"/>
+        </w:rPr>
+        <w:t>documento</w:t>
+      </w:r>
+      <w:r>
+        <w:rPr>
+          <w:rFonts w:ascii="Calibri" w:hAnsi="Calibri"/>
+          <w:b w:val="0"/>
+          <w:color w:val="2B2B2B"/>
+          <w:sz w:val="22"/>
+        </w:rPr>
+        <w:t xml:space="preserve"> de grado hacia TG3, que se entrega como </w:t>
       </w:r>
       <w:r>
         <w:rPr>
@@ -858,7 +876,7 @@
           <w:color w:val="2B2B2B"/>
           <w:sz w:val="22"/>
         </w:rPr>
-        <w:t xml:space="preserve"> (31/08/2026) — Estructura del documento / artículo de avance</w:t>
+        <w:t xml:space="preserve"> (31/08/2026) — Estructura del documento de avance</w:t>
       </w:r>
     </w:p>
     <w:p>
@@ -1690,7 +1708,7 @@
           <w:color w:val="2B2B2B"/>
           <w:sz w:val="22"/>
         </w:rPr>
-        <w:t>Sesión 03 — Estructura del documento / artículo de avance:</w:t>
+        <w:t>Sesión 03 — Estructura del documento de avance:</w:t>
       </w:r>
       <w:r>
         <w:rPr>
@@ -1717,7 +1735,7 @@
           <w:color w:val="2B2B2B"/>
           <w:sz w:val="22"/>
         </w:rPr>
-        <w:t xml:space="preserve"> de avance en plantilla APA CUN: qué va en cada apartado y en qué orden. Repasa </w:t>
+        <w:t xml:space="preserve"> de avance en plantilla APA CUN: qué va en cada apartado y en qué orden —es el mismo esqueleto para cualquier modalidad de grado. Repasa </w:t>
       </w:r>
       <w:r>
         <w:rPr>
